--- a/Session8_assignment.docx
+++ b/Session8_assignment.docx
@@ -416,10 +416,10 @@
           <w:szCs w:val="28"/>
         </w:rPr>
         <w:drawing>
-          <wp:inline distT="0" distB="0" distL="0" distR="0" wp14:anchorId="43D3713D" wp14:editId="75005B0F">
-            <wp:extent cx="5731510" cy="1605915"/>
+          <wp:inline distT="0" distB="0" distL="0" distR="0" wp14:anchorId="108ABA60" wp14:editId="2F7423FA">
+            <wp:extent cx="5731510" cy="1587500"/>
             <wp:effectExtent l="0" t="0" r="2540" b="0"/>
-            <wp:docPr id="1076672841" name="Picture 6"/>
+            <wp:docPr id="1476999460" name="Picture 8"/>
             <wp:cNvGraphicFramePr>
               <a:graphicFrameLocks xmlns:a="http://schemas.openxmlformats.org/drawingml/2006/main" noChangeAspect="1"/>
             </wp:cNvGraphicFramePr>
@@ -427,7 +427,7 @@
               <a:graphicData uri="http://schemas.openxmlformats.org/drawingml/2006/picture">
                 <pic:pic xmlns:pic="http://schemas.openxmlformats.org/drawingml/2006/picture">
                   <pic:nvPicPr>
-                    <pic:cNvPr id="1076672841" name="Picture 1076672841"/>
+                    <pic:cNvPr id="1476999460" name="Picture 1476999460"/>
                     <pic:cNvPicPr/>
                   </pic:nvPicPr>
                   <pic:blipFill>
@@ -445,7 +445,7 @@
                   <pic:spPr>
                     <a:xfrm>
                       <a:off x="0" y="0"/>
-                      <a:ext cx="5731510" cy="1605915"/>
+                      <a:ext cx="5731510" cy="1587500"/>
                     </a:xfrm>
                     <a:prstGeom prst="rect">
                       <a:avLst/>

--- a/Session8_assignment.docx
+++ b/Session8_assignment.docx
@@ -78,10 +78,10 @@
           <w:szCs w:val="28"/>
         </w:rPr>
         <w:drawing>
-          <wp:inline distT="0" distB="0" distL="0" distR="0" wp14:anchorId="25E5C029" wp14:editId="643CA5C0">
-            <wp:extent cx="5731510" cy="1388110"/>
-            <wp:effectExtent l="0" t="0" r="2540" b="2540"/>
-            <wp:docPr id="1876232153" name="Picture 2"/>
+          <wp:inline distT="0" distB="0" distL="0" distR="0" wp14:anchorId="2B2E1942" wp14:editId="65200BC3">
+            <wp:extent cx="5731510" cy="1433195"/>
+            <wp:effectExtent l="0" t="0" r="2540" b="0"/>
+            <wp:docPr id="1522983151" name="Picture 1"/>
             <wp:cNvGraphicFramePr>
               <a:graphicFrameLocks xmlns:a="http://schemas.openxmlformats.org/drawingml/2006/main" noChangeAspect="1"/>
             </wp:cNvGraphicFramePr>
@@ -89,7 +89,7 @@
               <a:graphicData uri="http://schemas.openxmlformats.org/drawingml/2006/picture">
                 <pic:pic xmlns:pic="http://schemas.openxmlformats.org/drawingml/2006/picture">
                   <pic:nvPicPr>
-                    <pic:cNvPr id="1876232153" name="Picture 1876232153"/>
+                    <pic:cNvPr id="1522983151" name="Picture 1522983151"/>
                     <pic:cNvPicPr/>
                   </pic:nvPicPr>
                   <pic:blipFill>
@@ -107,7 +107,7 @@
                   <pic:spPr>
                     <a:xfrm>
                       <a:off x="0" y="0"/>
-                      <a:ext cx="5731510" cy="1388110"/>
+                      <a:ext cx="5731510" cy="1433195"/>
                     </a:xfrm>
                     <a:prstGeom prst="rect">
                       <a:avLst/>
@@ -206,7 +206,23 @@
           <w:sz w:val="28"/>
           <w:szCs w:val="28"/>
         </w:rPr>
-        <w:t>&gt;&lt;strong&gt;Hint:&lt;/strong&gt; Loop through the list and stop as soon as you find a value greater than 10,000.&lt;/</w:t>
+        <w:t xml:space="preserve">&gt;&lt;strong&gt;Hint:&lt;/strong&gt; Loop through the list and stop as soon as you find a value greater than </w:t>
+      </w:r>
+      <w:proofErr w:type="gramStart"/>
+      <w:r>
+        <w:rPr>
+          <w:sz w:val="28"/>
+          <w:szCs w:val="28"/>
+        </w:rPr>
+        <w:t>10,000.&lt;</w:t>
+      </w:r>
+      <w:proofErr w:type="gramEnd"/>
+      <w:r>
+        <w:rPr>
+          <w:sz w:val="28"/>
+          <w:szCs w:val="28"/>
+        </w:rPr>
+        <w:t>/</w:t>
       </w:r>
       <w:proofErr w:type="spellStart"/>
       <w:r>
@@ -544,7 +560,23 @@
           <w:sz w:val="28"/>
           <w:szCs w:val="28"/>
         </w:rPr>
-        <w:t>&gt;&lt;strong&gt;Constraint:&lt;/strong&gt; Use both break and continue in your solution.&lt;/</w:t>
+        <w:t xml:space="preserve">&gt;&lt;strong&gt;Constraint:&lt;/strong&gt; Use both break and continue in your </w:t>
+      </w:r>
+      <w:proofErr w:type="gramStart"/>
+      <w:r>
+        <w:rPr>
+          <w:sz w:val="28"/>
+          <w:szCs w:val="28"/>
+        </w:rPr>
+        <w:t>solution.&lt;</w:t>
+      </w:r>
+      <w:proofErr w:type="gramEnd"/>
+      <w:r>
+        <w:rPr>
+          <w:sz w:val="28"/>
+          <w:szCs w:val="28"/>
+        </w:rPr>
+        <w:t>/</w:t>
       </w:r>
       <w:proofErr w:type="spellStart"/>
       <w:r>
@@ -1273,6 +1305,7 @@
   <w:style w:type="character" w:default="1" w:styleId="DefaultParagraphFont">
     <w:name w:val="Default Paragraph Font"/>
     <w:uiPriority w:val="1"/>
+    <w:semiHidden/>
     <w:unhideWhenUsed/>
   </w:style>
   <w:style w:type="table" w:default="1" w:styleId="TableNormal">
